--- a/applications/seon-senior-digital-marketing-strategist/cover-letter.docx
+++ b/applications/seon-senior-digital-marketing-strategist/cover-letter.docx
@@ -107,7 +107,7 @@
           <w:b w:val="0"/>
           <w:color w:val="1A1A1A"/>
         </w:rPr>
-        <w:t>Across the rest of the funnel I build the pieces myself: HubSpot and GoHighLevel nurture, lifecycle stages, and lead scoring; GA4 and Google Tag Manager tracking with enforced UTM conventions; and funnel dashboards in Power BI and SQL. I've also spent years on the agency side, so I know what good agency execution looks like and when something needs to be flagged up rather than fixed quietly.</w:t>
+        <w:t>Across the rest of the funnel I build the pieces myself: HubSpot and GoHighLevel nurture, lifecycle stages, and lead scoring; GA4 and Google Tag Manager tracking with enforced UTM conventions; and funnel dashboards in Power BI and SQL. I've also worked on the agency side at two performance agencies, so I know what good agency execution looks like and when something needs to be flagged up rather than fixed quietly.</w:t>
       </w:r>
     </w:p>
     <w:p>
